--- a/materialien/Welt6_Zeitmaschine/5_Loesungen/KR_W6_Akte3_Generalprobe_LSG.docx
+++ b/materialien/Welt6_Zeitmaschine/5_Loesungen/KR_W6_Akte3_Generalprobe_LSG.docx
@@ -349,7 +349,7 @@
               <w:rPr>
                 <w:rFonts w:ascii="Georgia" w:hAnsi="Georgia" w:cs="Georgia" w:eastAsia="Georgia"/>
                 <w:b/>
-                <w:color w:val="8A5F1A"/>
+                <w:color w:val="14213D"/>
                 <w:spacing w:val="16"/>
                 <w:sz w:val="21"/>
               </w:rPr>
@@ -826,7 +826,7 @@
               <w:rPr>
                 <w:rFonts w:ascii="Calibri" w:hAnsi="Calibri" w:cs="Calibri" w:eastAsia="Calibri"/>
                 <w:b/>
-                <w:color w:val="8A5F1A"/>
+                <w:color w:val="14213D"/>
                 <w:sz w:val="22"/>
               </w:rPr>
               <w:t>1.</w:t>
@@ -855,7 +855,7 @@
               <w:rPr>
                 <w:rFonts w:ascii="Calibri" w:hAnsi="Calibri" w:cs="Calibri" w:eastAsia="Calibri"/>
                 <w:b/>
-                <w:color w:val="8A5F1A"/>
+                <w:color w:val="14213D"/>
                 <w:sz w:val="22"/>
               </w:rPr>
               <w:t>2.</w:t>
@@ -884,7 +884,7 @@
               <w:rPr>
                 <w:rFonts w:ascii="Calibri" w:hAnsi="Calibri" w:cs="Calibri" w:eastAsia="Calibri"/>
                 <w:b/>
-                <w:color w:val="8A5F1A"/>
+                <w:color w:val="14213D"/>
                 <w:sz w:val="22"/>
               </w:rPr>
               <w:t>3.</w:t>
@@ -913,7 +913,7 @@
               <w:rPr>
                 <w:rFonts w:ascii="Calibri" w:hAnsi="Calibri" w:cs="Calibri" w:eastAsia="Calibri"/>
                 <w:b/>
-                <w:color w:val="8A5F1A"/>
+                <w:color w:val="14213D"/>
                 <w:sz w:val="22"/>
               </w:rPr>
               <w:t>4.</w:t>
@@ -942,7 +942,7 @@
               <w:rPr>
                 <w:rFonts w:ascii="Calibri" w:hAnsi="Calibri" w:cs="Calibri" w:eastAsia="Calibri"/>
                 <w:b/>
-                <w:color w:val="8A5F1A"/>
+                <w:color w:val="14213D"/>
                 <w:sz w:val="22"/>
               </w:rPr>
               <w:t>5.</w:t>
@@ -1015,7 +1015,7 @@
               <w:rPr>
                 <w:rFonts w:ascii="Georgia" w:hAnsi="Georgia" w:cs="Georgia" w:eastAsia="Georgia"/>
                 <w:b/>
-                <w:color w:val="8A5F1A"/>
+                <w:color w:val="14213D"/>
                 <w:spacing w:val="16"/>
                 <w:sz w:val="21"/>
               </w:rPr>
@@ -1882,7 +1882,7 @@
               <w:rPr>
                 <w:rFonts w:ascii="Georgia" w:hAnsi="Georgia" w:cs="Georgia" w:eastAsia="Georgia"/>
                 <w:b/>
-                <w:color w:val="8A5F1A"/>
+                <w:color w:val="14213D"/>
                 <w:spacing w:val="16"/>
                 <w:sz w:val="21"/>
               </w:rPr>
@@ -1901,7 +1901,7 @@
               <w:rPr>
                 <w:rFonts w:ascii="Calibri" w:hAnsi="Calibri" w:cs="Calibri" w:eastAsia="Calibri"/>
                 <w:b/>
-                <w:color w:val="8A5F1A"/>
+                <w:color w:val="14213D"/>
                 <w:sz w:val="22"/>
               </w:rPr>
               <w:t>1.</w:t>
@@ -1940,7 +1940,7 @@
               <w:rPr>
                 <w:rFonts w:ascii="Calibri" w:hAnsi="Calibri" w:cs="Calibri" w:eastAsia="Calibri"/>
                 <w:b/>
-                <w:color w:val="8A5F1A"/>
+                <w:color w:val="14213D"/>
                 <w:sz w:val="22"/>
               </w:rPr>
               <w:t>2.</w:t>
@@ -1979,7 +1979,7 @@
               <w:rPr>
                 <w:rFonts w:ascii="Calibri" w:hAnsi="Calibri" w:cs="Calibri" w:eastAsia="Calibri"/>
                 <w:b/>
-                <w:color w:val="8A5F1A"/>
+                <w:color w:val="14213D"/>
                 <w:sz w:val="22"/>
               </w:rPr>
               <w:t>3.</w:t>
@@ -2219,7 +2219,7 @@
             <w:r>
               <w:rPr>
                 <w:rFonts w:ascii="Calibri" w:hAnsi="Calibri" w:cs="Calibri" w:eastAsia="Calibri"/>
-                <w:color w:val="B07D2B"/>
+                <w:color w:val="8A5F1A"/>
                 <w:sz w:val="20"/>
               </w:rPr>
               <w:t xml:space="preserve">  ★</w:t>
@@ -5016,7 +5016,7 @@
             <w:r>
               <w:rPr>
                 <w:rFonts w:ascii="Calibri" w:hAnsi="Calibri" w:cs="Calibri" w:eastAsia="Calibri"/>
-                <w:color w:val="B07D2B"/>
+                <w:color w:val="8A5F1A"/>
                 <w:sz w:val="20"/>
               </w:rPr>
               <w:t xml:space="preserve">  ★★</w:t>
@@ -5519,7 +5519,7 @@
             <w:r>
               <w:rPr>
                 <w:rFonts w:ascii="Calibri" w:hAnsi="Calibri" w:cs="Calibri" w:eastAsia="Calibri"/>
-                <w:color w:val="B07D2B"/>
+                <w:color w:val="8A5F1A"/>
                 <w:sz w:val="20"/>
               </w:rPr>
               <w:t xml:space="preserve">  ★★</w:t>
@@ -6184,7 +6184,7 @@
             <w:r>
               <w:rPr>
                 <w:rFonts w:ascii="Calibri" w:hAnsi="Calibri" w:cs="Calibri" w:eastAsia="Calibri"/>
-                <w:color w:val="B07D2B"/>
+                <w:color w:val="8A5F1A"/>
                 <w:sz w:val="20"/>
               </w:rPr>
               <w:t xml:space="preserve">  ★★★</w:t>
@@ -6921,7 +6921,7 @@
               <w:rPr>
                 <w:rFonts w:ascii="Georgia" w:hAnsi="Georgia" w:cs="Georgia" w:eastAsia="Georgia"/>
                 <w:b/>
-                <w:color w:val="8A5F1A"/>
+                <w:color w:val="14213D"/>
                 <w:spacing w:val="16"/>
                 <w:sz w:val="21"/>
               </w:rPr>

--- a/materialien/Welt6_Zeitmaschine/5_Loesungen/KR_W6_Akte3_Generalprobe_LSG.docx
+++ b/materialien/Welt6_Zeitmaschine/5_Loesungen/KR_W6_Akte3_Generalprobe_LSG.docx
@@ -673,7 +673,7 @@
                       <w:color w:val="1B1B1F"/>
                       <w:sz w:val="20"/>
                     </w:rPr>
-                    <w:t>30 BE ≈ 67,5 min</w:t>
+                    <w:t>30 BE</w:t>
                   </w:r>
                 </w:p>
               </w:tc>
@@ -699,7 +699,7 @@
                       <w:color w:val="1B1B1F"/>
                       <w:sz w:val="20"/>
                     </w:rPr>
-                    <w:t>25 BE ≈ 55 min</w:t>
+                    <w:t>25 BE</w:t>
                   </w:r>
                 </w:p>
               </w:tc>
@@ -731,7 +731,7 @@
                       <w:color w:val="1B1B1F"/>
                       <w:sz w:val="20"/>
                     </w:rPr>
-                    <w:t>Teilaufgabe 2 / 3 / 4 / 5 / 6 BE</w:t>
+                    <w:t>Minuten für eine Teilaufgabe</w:t>
                   </w:r>
                 </w:p>
               </w:tc>
@@ -757,7 +757,7 @@
                       <w:color w:val="1B1B1F"/>
                       <w:sz w:val="20"/>
                     </w:rPr>
-                    <w:t>4,5 / 6,75 / 9 / 11,25 / 13,5 min</w:t>
+                    <w:t>BE · 2,25</w:t>
                   </w:r>
                 </w:p>
               </w:tc>
@@ -783,7 +783,7 @@
                       <w:color w:val="1B1B1F"/>
                       <w:sz w:val="20"/>
                     </w:rPr>
-                    <w:t>4,4 / 6,6 / 8,8 / 11 / 13,2 min</w:t>
+                    <w:t>BE · 2,2</w:t>
                   </w:r>
                 </w:p>
               </w:tc>
